--- a/docs/research/mvp/final/v02-data-plane/multihop.docx
+++ b/docs/research/mvp/final/v02-data-plane/multihop.docx
@@ -10,7 +10,7 @@
         <w:t xml:space="preserve">Multi-Hop (Entry/Exit Separation)</w:t>
       </w:r>
     </w:p>
-    <w:bookmarkStart w:id="32" w:name="multi-hop-entryexit-separation"/>
+    <w:bookmarkStart w:id="41" w:name="multi-hop-entryexit-separation"/>
     <w:p>
       <w:pPr>
         <w:pStyle w:val="Heading1"/>
@@ -4149,7 +4149,7 @@
       </w:r>
     </w:p>
     <w:bookmarkEnd w:id="13"/>
-    <w:bookmarkStart w:id="17" w:name="X05f85848a65d7e8431c16836cae668c5816bfba"/>
+    <w:bookmarkStart w:id="20" w:name="X05f85848a65d7e8431c16836cae668c5816bfba"/>
     <w:p>
       <w:pPr>
         <w:pStyle w:val="Heading2"/>
@@ -8530,7 +8530,7 @@
       </w:r>
     </w:p>
     <w:bookmarkEnd w:id="15"/>
-    <w:bookmarkStart w:id="16" w:name="Xca25455d9f354893aa28d41671fa77a7dd0e9f8"/>
+    <w:bookmarkStart w:id="19" w:name="Xca25455d9f354893aa28d41671fa77a7dd0e9f8"/>
     <w:p>
       <w:pPr>
         <w:pStyle w:val="Heading3"/>
@@ -8544,11 +8544,46 @@
         <w:pStyle w:val="FirstParagraph"/>
       </w:pPr>
       <w:r>
-        <w:rPr>
-          <w:b/>
-          <w:bCs/>
-        </w:rPr>
-        <w:t xml:space="preserve">[MERMAID RENDER FAILED — block #1]</w:t>
+        <w:drawing>
+          <wp:inline>
+            <wp:extent cx="5334000" cy="285750"/>
+            <wp:effectExtent b="0" l="0" r="0" t="0"/>
+            <wp:docPr descr="diagram" title="" id="17" name="Picture"/>
+            <a:graphic>
+              <a:graphicData uri="http://schemas.openxmlformats.org/drawingml/2006/picture">
+                <pic:pic>
+                  <pic:nvPicPr>
+                    <pic:cNvPr descr="/tmp/.private/milosvasic/tmp.WN0aR7H4Pz/img/diagram_001_33813a85d949.png" id="18" name="Picture"/>
+                    <pic:cNvPicPr>
+                      <a:picLocks noChangeArrowheads="1" noChangeAspect="1"/>
+                    </pic:cNvPicPr>
+                  </pic:nvPicPr>
+                  <pic:blipFill>
+                    <a:blip r:embed="rId16"/>
+                    <a:stretch>
+                      <a:fillRect/>
+                    </a:stretch>
+                  </pic:blipFill>
+                  <pic:spPr bwMode="auto">
+                    <a:xfrm>
+                      <a:off x="0" y="0"/>
+                      <a:ext cx="5334000" cy="285750"/>
+                    </a:xfrm>
+                    <a:prstGeom prst="rect">
+                      <a:avLst/>
+                    </a:prstGeom>
+                    <a:noFill/>
+                    <a:ln w="9525">
+                      <a:noFill/>
+                      <a:headEnd/>
+                      <a:tailEnd/>
+                    </a:ln>
+                  </pic:spPr>
+                </pic:pic>
+              </a:graphicData>
+            </a:graphic>
+          </wp:inline>
+        </w:drawing>
       </w:r>
     </w:p>
     <w:p>
@@ -8558,9 +8593,9 @@
         </w:pict>
       </w:r>
     </w:p>
-    <w:bookmarkEnd w:id="16"/>
-    <w:bookmarkEnd w:id="17"/>
-    <w:bookmarkStart w:id="18" w:name="Xf705e2d06e625e26ddbb0d6381f91b7589accd3"/>
+    <w:bookmarkEnd w:id="19"/>
+    <w:bookmarkEnd w:id="20"/>
+    <w:bookmarkStart w:id="21" w:name="Xf705e2d06e625e26ddbb0d6381f91b7589accd3"/>
     <w:p>
       <w:pPr>
         <w:pStyle w:val="Heading2"/>
@@ -10182,8 +10217,8 @@
         </w:pict>
       </w:r>
     </w:p>
-    <w:bookmarkEnd w:id="18"/>
-    <w:bookmarkStart w:id="21" w:name="Xcca5f60ec910c11046c65e1758d20816a421641"/>
+    <w:bookmarkEnd w:id="21"/>
+    <w:bookmarkStart w:id="27" w:name="Xcca5f60ec910c11046c65e1758d20816a421641"/>
     <w:p>
       <w:pPr>
         <w:pStyle w:val="Heading2"/>
@@ -11009,7 +11044,7 @@
         <w:t xml:space="preserve">}</w:t>
       </w:r>
     </w:p>
-    <w:bookmarkStart w:id="19" w:name="X750925dc5ed6ae1acd19b64e4686e0255d35dac"/>
+    <w:bookmarkStart w:id="22" w:name="X750925dc5ed6ae1acd19b64e4686e0255d35dac"/>
     <w:p>
       <w:pPr>
         <w:pStyle w:val="Heading3"/>
@@ -12654,8 +12689,8 @@
         <w:t xml:space="preserve">of per-hop RTT EWMAs (latency is additive across a serial chain — §10).</w:t>
       </w:r>
     </w:p>
-    <w:bookmarkEnd w:id="19"/>
-    <w:bookmarkStart w:id="20" w:name="Xfc384ee1d8ed892d5c639a20c5fe9dd656df375"/>
+    <w:bookmarkEnd w:id="22"/>
+    <w:bookmarkStart w:id="26" w:name="Xfc384ee1d8ed892d5c639a20c5fe9dd656df375"/>
     <w:p>
       <w:pPr>
         <w:pStyle w:val="Heading3"/>
@@ -12669,11 +12704,46 @@
         <w:pStyle w:val="FirstParagraph"/>
       </w:pPr>
       <w:r>
-        <w:rPr>
-          <w:b/>
-          <w:bCs/>
-        </w:rPr>
-        <w:t xml:space="preserve">[MERMAID RENDER FAILED — block #2]</w:t>
+        <w:drawing>
+          <wp:inline>
+            <wp:extent cx="5334000" cy="4211410"/>
+            <wp:effectExtent b="0" l="0" r="0" t="0"/>
+            <wp:docPr descr="diagram" title="" id="24" name="Picture"/>
+            <a:graphic>
+              <a:graphicData uri="http://schemas.openxmlformats.org/drawingml/2006/picture">
+                <pic:pic>
+                  <pic:nvPicPr>
+                    <pic:cNvPr descr="/tmp/.private/milosvasic/tmp.WN0aR7H4Pz/img/diagram_002_61b1b8f408c9.png" id="25" name="Picture"/>
+                    <pic:cNvPicPr>
+                      <a:picLocks noChangeArrowheads="1" noChangeAspect="1"/>
+                    </pic:cNvPicPr>
+                  </pic:nvPicPr>
+                  <pic:blipFill>
+                    <a:blip r:embed="rId23"/>
+                    <a:stretch>
+                      <a:fillRect/>
+                    </a:stretch>
+                  </pic:blipFill>
+                  <pic:spPr bwMode="auto">
+                    <a:xfrm>
+                      <a:off x="0" y="0"/>
+                      <a:ext cx="5334000" cy="4211410"/>
+                    </a:xfrm>
+                    <a:prstGeom prst="rect">
+                      <a:avLst/>
+                    </a:prstGeom>
+                    <a:noFill/>
+                    <a:ln w="9525">
+                      <a:noFill/>
+                      <a:headEnd/>
+                      <a:tailEnd/>
+                    </a:ln>
+                  </pic:spPr>
+                </pic:pic>
+              </a:graphicData>
+            </a:graphic>
+          </wp:inline>
+        </w:drawing>
       </w:r>
     </w:p>
     <w:p>
@@ -12825,9 +12895,9 @@
         </w:pict>
       </w:r>
     </w:p>
-    <w:bookmarkEnd w:id="20"/>
-    <w:bookmarkEnd w:id="21"/>
-    <w:bookmarkStart w:id="22" w:name="X229fb88a392264ff10f30302bc5849d2b78ef9e"/>
+    <w:bookmarkEnd w:id="26"/>
+    <w:bookmarkEnd w:id="27"/>
+    <w:bookmarkStart w:id="28" w:name="X229fb88a392264ff10f30302bc5849d2b78ef9e"/>
     <w:p>
       <w:pPr>
         <w:pStyle w:val="Heading2"/>
@@ -14117,8 +14187,8 @@
         </w:pict>
       </w:r>
     </w:p>
-    <w:bookmarkEnd w:id="22"/>
-    <w:bookmarkStart w:id="23" w:name="X080063782c66fe47a5710521368713e43f19557"/>
+    <w:bookmarkEnd w:id="28"/>
+    <w:bookmarkStart w:id="29" w:name="X080063782c66fe47a5710521368713e43f19557"/>
     <w:p>
       <w:pPr>
         <w:pStyle w:val="Heading2"/>
@@ -15033,8 +15103,8 @@
         </w:pict>
       </w:r>
     </w:p>
-    <w:bookmarkEnd w:id="23"/>
-    <w:bookmarkStart w:id="25" w:name="X4376790632619893770f70b7e90b6dd9dfdddea"/>
+    <w:bookmarkEnd w:id="29"/>
+    <w:bookmarkStart w:id="34" w:name="X4376790632619893770f70b7e90b6dd9dfdddea"/>
     <w:p>
       <w:pPr>
         <w:pStyle w:val="Heading2"/>
@@ -17579,7 +17649,7 @@
         <w:t xml:space="preserve">SYNTHESIS §3 D6].</w:t>
       </w:r>
     </w:p>
-    <w:bookmarkStart w:id="24" w:name="X2ab4fd417ce0c355931288241cc999cab2311de"/>
+    <w:bookmarkStart w:id="33" w:name="X2ab4fd417ce0c355931288241cc999cab2311de"/>
     <w:p>
       <w:pPr>
         <w:pStyle w:val="Heading3"/>
@@ -17593,11 +17663,46 @@
         <w:pStyle w:val="FirstParagraph"/>
       </w:pPr>
       <w:r>
-        <w:rPr>
-          <w:b/>
-          <w:bCs/>
-        </w:rPr>
-        <w:t xml:space="preserve">[MERMAID RENDER FAILED — block #3]</w:t>
+        <w:drawing>
+          <wp:inline>
+            <wp:extent cx="5334000" cy="2272392"/>
+            <wp:effectExtent b="0" l="0" r="0" t="0"/>
+            <wp:docPr descr="diagram" title="" id="31" name="Picture"/>
+            <a:graphic>
+              <a:graphicData uri="http://schemas.openxmlformats.org/drawingml/2006/picture">
+                <pic:pic>
+                  <pic:nvPicPr>
+                    <pic:cNvPr descr="/tmp/.private/milosvasic/tmp.WN0aR7H4Pz/img/diagram_003_72609b622209.png" id="32" name="Picture"/>
+                    <pic:cNvPicPr>
+                      <a:picLocks noChangeArrowheads="1" noChangeAspect="1"/>
+                    </pic:cNvPicPr>
+                  </pic:nvPicPr>
+                  <pic:blipFill>
+                    <a:blip r:embed="rId30"/>
+                    <a:stretch>
+                      <a:fillRect/>
+                    </a:stretch>
+                  </pic:blipFill>
+                  <pic:spPr bwMode="auto">
+                    <a:xfrm>
+                      <a:off x="0" y="0"/>
+                      <a:ext cx="5334000" cy="2272392"/>
+                    </a:xfrm>
+                    <a:prstGeom prst="rect">
+                      <a:avLst/>
+                    </a:prstGeom>
+                    <a:noFill/>
+                    <a:ln w="9525">
+                      <a:noFill/>
+                      <a:headEnd/>
+                      <a:tailEnd/>
+                    </a:ln>
+                  </pic:spPr>
+                </pic:pic>
+              </a:graphicData>
+            </a:graphic>
+          </wp:inline>
+        </w:drawing>
       </w:r>
     </w:p>
     <w:p>
@@ -17607,9 +17712,9 @@
         </w:pict>
       </w:r>
     </w:p>
-    <w:bookmarkEnd w:id="24"/>
-    <w:bookmarkEnd w:id="25"/>
-    <w:bookmarkStart w:id="26" w:name="X6ae00e02a3ec6c15b71c9dd4681ace8c01672c8"/>
+    <w:bookmarkEnd w:id="33"/>
+    <w:bookmarkEnd w:id="34"/>
+    <w:bookmarkStart w:id="35" w:name="X6ae00e02a3ec6c15b71c9dd4681ace8c01672c8"/>
     <w:p>
       <w:pPr>
         <w:pStyle w:val="Heading2"/>
@@ -18917,8 +19022,8 @@
         </w:pict>
       </w:r>
     </w:p>
-    <w:bookmarkEnd w:id="26"/>
-    <w:bookmarkStart w:id="27" w:name="X7305ecb6f32ee4823536cc4e32f84cc6a798858"/>
+    <w:bookmarkEnd w:id="35"/>
+    <w:bookmarkStart w:id="36" w:name="X7305ecb6f32ee4823536cc4e32f84cc6a798858"/>
     <w:p>
       <w:pPr>
         <w:pStyle w:val="Heading2"/>
@@ -19506,8 +19611,8 @@
         </w:pict>
       </w:r>
     </w:p>
-    <w:bookmarkEnd w:id="27"/>
-    <w:bookmarkStart w:id="28" w:name="X8d9f3291e808a2fa1026e3ae80ac2b84b1f8e4f"/>
+    <w:bookmarkEnd w:id="36"/>
+    <w:bookmarkStart w:id="37" w:name="X8d9f3291e808a2fa1026e3ae80ac2b84b1f8e4f"/>
     <w:p>
       <w:pPr>
         <w:pStyle w:val="Heading2"/>
@@ -20022,8 +20127,8 @@
         </w:pict>
       </w:r>
     </w:p>
-    <w:bookmarkEnd w:id="28"/>
-    <w:bookmarkStart w:id="29" w:name="Xfc9b6a179abf0e8f78e686f29ce6322d6f6c749"/>
+    <w:bookmarkEnd w:id="37"/>
+    <w:bookmarkStart w:id="38" w:name="Xfc9b6a179abf0e8f78e686f29ce6322d6f6c749"/>
     <w:p>
       <w:pPr>
         <w:pStyle w:val="Heading2"/>
@@ -20715,8 +20820,8 @@
         </w:pict>
       </w:r>
     </w:p>
-    <w:bookmarkEnd w:id="29"/>
-    <w:bookmarkStart w:id="31" w:name="Xdc0b7e273daae89ad735c6fdc059cdd6654ab95"/>
+    <w:bookmarkEnd w:id="38"/>
+    <w:bookmarkStart w:id="40" w:name="Xdc0b7e273daae89ad735c6fdc059cdd6654ab95"/>
     <w:p>
       <w:pPr>
         <w:pStyle w:val="Heading2"/>
@@ -21112,7 +21217,7 @@
         <w:t xml:space="preserve">(M1).</w:t>
       </w:r>
     </w:p>
-    <w:bookmarkStart w:id="30" w:name="X90d2c46b0734dd58433ad040c07da390e85773d"/>
+    <w:bookmarkStart w:id="39" w:name="X90d2c46b0734dd58433ad040c07da390e85773d"/>
     <w:p>
       <w:pPr>
         <w:pStyle w:val="Heading3"/>
@@ -21320,9 +21425,9 @@
         <w:t xml:space="preserve">doc 02 (control-plane chain &amp; jurisdiction assignment policy — M6).</w:t>
       </w:r>
     </w:p>
-    <w:bookmarkEnd w:id="30"/>
-    <w:bookmarkEnd w:id="31"/>
-    <w:bookmarkEnd w:id="32"/>
+    <w:bookmarkEnd w:id="39"/>
+    <w:bookmarkEnd w:id="40"/>
+    <w:bookmarkEnd w:id="41"/>
     <w:sectPr>
       <w:footnotePr>
         <w:numRestart w:val="eachSect"/>
